--- a/4_Diario/Diario6.docx
+++ b/4_Diario/Diario6.docx
@@ -225,6 +225,26 @@
                 <w:rFonts w:ascii="Arial" w:hAnsi="Arial" w:cs="Arial"/>
               </w:rPr>
             </w:pPr>
+            <w:r>
+              <w:rPr>
+                <w:rFonts w:ascii="Arial" w:hAnsi="Arial" w:cs="Arial"/>
+              </w:rPr>
+              <w:t>Cercato ispirazioni sul design del nemico base (Anti-</w:t>
+            </w:r>
+            <w:proofErr w:type="spellStart"/>
+            <w:r>
+              <w:rPr>
+                <w:rFonts w:ascii="Arial" w:hAnsi="Arial" w:cs="Arial"/>
+              </w:rPr>
+              <w:t>Flesh</w:t>
+            </w:r>
+            <w:proofErr w:type="spellEnd"/>
+            <w:r>
+              <w:rPr>
+                <w:rFonts w:ascii="Arial" w:hAnsi="Arial" w:cs="Arial"/>
+              </w:rPr>
+              <w:t>)</w:t>
+            </w:r>
           </w:p>
         </w:tc>
       </w:tr>
@@ -276,7 +296,31 @@
               <w:rPr>
                 <w:rFonts w:ascii="Arial" w:hAnsi="Arial" w:cs="Arial"/>
               </w:rPr>
-              <w:t>12:20 – 14:00</w:t>
+              <w:t>1</w:t>
+            </w:r>
+            <w:r>
+              <w:rPr>
+                <w:rFonts w:ascii="Arial" w:hAnsi="Arial" w:cs="Arial"/>
+              </w:rPr>
+              <w:t>2</w:t>
+            </w:r>
+            <w:r>
+              <w:rPr>
+                <w:rFonts w:ascii="Arial" w:hAnsi="Arial" w:cs="Arial"/>
+              </w:rPr>
+              <w:t>:</w:t>
+            </w:r>
+            <w:r>
+              <w:rPr>
+                <w:rFonts w:ascii="Arial" w:hAnsi="Arial" w:cs="Arial"/>
+              </w:rPr>
+              <w:t>20</w:t>
+            </w:r>
+            <w:r>
+              <w:rPr>
+                <w:rFonts w:ascii="Arial" w:hAnsi="Arial" w:cs="Arial"/>
+              </w:rPr>
+              <w:t xml:space="preserve"> – 14:45</w:t>
             </w:r>
           </w:p>
         </w:tc>
@@ -290,38 +334,12 @@
                 <w:rFonts w:ascii="Arial" w:hAnsi="Arial" w:cs="Arial"/>
               </w:rPr>
             </w:pPr>
-          </w:p>
-        </w:tc>
-      </w:tr>
-      <w:tr>
-        <w:tc>
-          <w:tcPr>
-            <w:tcW w:w="1696" w:type="dxa"/>
-          </w:tcPr>
-          <w:p>
-            <w:pPr>
-              <w:rPr>
-                <w:rFonts w:ascii="Arial" w:hAnsi="Arial" w:cs="Arial"/>
-              </w:rPr>
-            </w:pPr>
-            <w:r>
-              <w:rPr>
-                <w:rFonts w:ascii="Arial" w:hAnsi="Arial" w:cs="Arial"/>
-              </w:rPr>
-              <w:t>14:15 – 14:45</w:t>
-            </w:r>
-          </w:p>
-        </w:tc>
-        <w:tc>
-          <w:tcPr>
-            <w:tcW w:w="7932" w:type="dxa"/>
-          </w:tcPr>
-          <w:p>
-            <w:pPr>
-              <w:rPr>
-                <w:rFonts w:ascii="Arial" w:hAnsi="Arial" w:cs="Arial"/>
-              </w:rPr>
-            </w:pPr>
+            <w:r>
+              <w:rPr>
+                <w:rFonts w:ascii="Arial" w:hAnsi="Arial" w:cs="Arial"/>
+              </w:rPr>
+              <w:t>Fatto il design di nemico base</w:t>
+            </w:r>
           </w:p>
         </w:tc>
       </w:tr>
@@ -758,6 +776,63 @@
                 <w:rFonts w:ascii="Arial" w:hAnsi="Arial" w:cs="Arial"/>
               </w:rPr>
             </w:pPr>
+            <w:r>
+              <w:rPr>
+                <w:rFonts w:ascii="Arial" w:hAnsi="Arial" w:cs="Arial"/>
+              </w:rPr>
+              <w:t xml:space="preserve">Documentato sul sistema della vita guardando video su </w:t>
+            </w:r>
+            <w:r>
+              <w:rPr>
+                <w:rFonts w:ascii="Arial" w:hAnsi="Arial" w:cs="Arial"/>
+              </w:rPr>
+              <w:t>YouTube</w:t>
+            </w:r>
+            <w:r>
+              <w:rPr>
+                <w:rFonts w:ascii="Arial" w:hAnsi="Arial" w:cs="Arial"/>
+              </w:rPr>
+              <w:t xml:space="preserve"> al riguardo</w:t>
+            </w:r>
+          </w:p>
+          <w:p>
+            <w:pPr>
+              <w:rPr>
+                <w:rFonts w:ascii="Arial" w:hAnsi="Arial" w:cs="Arial"/>
+              </w:rPr>
+            </w:pPr>
+            <w:hyperlink r:id="rId8" w:history="1">
+              <w:r>
+                <w:rPr>
+                  <w:rStyle w:val="Collegamentoipertestuale"/>
+                  <w:rFonts w:ascii="Arial" w:hAnsi="Arial" w:cs="Arial"/>
+                </w:rPr>
+                <w:t>https://www.youtube.com/watch?v=UEJcUnq2dfU</w:t>
+              </w:r>
+            </w:hyperlink>
+          </w:p>
+          <w:p>
+            <w:pPr>
+              <w:rPr>
+                <w:rFonts w:ascii="Arial" w:hAnsi="Arial" w:cs="Arial"/>
+              </w:rPr>
+            </w:pPr>
+            <w:hyperlink r:id="rId9" w:history="1">
+              <w:r>
+                <w:rPr>
+                  <w:rStyle w:val="Collegamentoipertestuale"/>
+                  <w:rFonts w:ascii="Arial" w:hAnsi="Arial" w:cs="Arial"/>
+                </w:rPr>
+                <w:t>https://www.youtube.com/watch?v=v4dqDWYC6Rk</w:t>
+              </w:r>
+            </w:hyperlink>
+          </w:p>
+          <w:p>
+            <w:pPr>
+              <w:rPr>
+                <w:rFonts w:ascii="Arial" w:hAnsi="Arial" w:cs="Arial"/>
+              </w:rPr>
+            </w:pPr>
           </w:p>
         </w:tc>
       </w:tr>
@@ -828,6 +903,12 @@
                 <w:rFonts w:ascii="Arial" w:hAnsi="Arial" w:cs="Arial"/>
               </w:rPr>
             </w:pPr>
+            <w:r>
+              <w:rPr>
+                <w:rFonts w:ascii="Arial" w:hAnsi="Arial" w:cs="Arial"/>
+              </w:rPr>
+              <w:t>Fatto design dell’UI della vita del giocatore</w:t>
+            </w:r>
           </w:p>
         </w:tc>
       </w:tr>
@@ -860,6 +941,12 @@
                 <w:rFonts w:ascii="Arial" w:hAnsi="Arial" w:cs="Arial"/>
               </w:rPr>
             </w:pPr>
+            <w:r>
+              <w:rPr>
+                <w:rFonts w:ascii="Arial" w:hAnsi="Arial" w:cs="Arial"/>
+              </w:rPr>
+              <w:t>Implementato sistema di vita compatibile con l’UI</w:t>
+            </w:r>
           </w:p>
         </w:tc>
       </w:tr>
@@ -892,6 +979,12 @@
                 <w:rFonts w:ascii="Arial" w:hAnsi="Arial" w:cs="Arial"/>
               </w:rPr>
             </w:pPr>
+            <w:r>
+              <w:rPr>
+                <w:rFonts w:ascii="Arial" w:hAnsi="Arial" w:cs="Arial"/>
+              </w:rPr>
+              <w:t>Revisionato codice</w:t>
+            </w:r>
           </w:p>
         </w:tc>
       </w:tr>
@@ -944,6 +1037,32 @@
                 <w:rFonts w:ascii="Arial" w:hAnsi="Arial" w:cs="Arial"/>
               </w:rPr>
             </w:pPr>
+            <w:r>
+              <w:rPr>
+                <w:rFonts w:ascii="Arial" w:hAnsi="Arial" w:cs="Arial"/>
+              </w:rPr>
+              <w:t>Godot si è bloccato e chiuso, il lavoro svolto fino alle 13:30 è stato perso.</w:t>
+            </w:r>
+          </w:p>
+          <w:p>
+            <w:pPr>
+              <w:rPr>
+                <w:rFonts w:ascii="Arial" w:hAnsi="Arial" w:cs="Arial"/>
+              </w:rPr>
+            </w:pPr>
+          </w:p>
+          <w:p>
+            <w:pPr>
+              <w:rPr>
+                <w:rFonts w:ascii="Arial" w:hAnsi="Arial" w:cs="Arial"/>
+              </w:rPr>
+            </w:pPr>
+            <w:r>
+              <w:rPr>
+                <w:rFonts w:ascii="Arial" w:hAnsi="Arial" w:cs="Arial"/>
+              </w:rPr>
+              <w:t>Ho ripreso il lavoro rifacendo quello che ho perso.</w:t>
+            </w:r>
           </w:p>
         </w:tc>
       </w:tr>
@@ -996,6 +1115,12 @@
                 <w:rFonts w:ascii="Arial" w:hAnsi="Arial" w:cs="Arial"/>
               </w:rPr>
             </w:pPr>
+            <w:r>
+              <w:rPr>
+                <w:rFonts w:ascii="Arial" w:hAnsi="Arial" w:cs="Arial"/>
+              </w:rPr>
+              <w:t>Coerente rispetto alla pianificazione</w:t>
+            </w:r>
           </w:p>
         </w:tc>
       </w:tr>
@@ -1275,6 +1400,113 @@
                 <w:rFonts w:ascii="Arial" w:hAnsi="Arial" w:cs="Arial"/>
               </w:rPr>
             </w:pPr>
+            <w:r>
+              <w:rPr>
+                <w:rFonts w:ascii="Arial" w:hAnsi="Arial" w:cs="Arial"/>
+              </w:rPr>
+              <w:t xml:space="preserve">Documentato sul sistema di inseguimento AI del nemico e percorsi </w:t>
+            </w:r>
+            <w:proofErr w:type="spellStart"/>
+            <w:r>
+              <w:rPr>
+                <w:rFonts w:ascii="Arial" w:hAnsi="Arial" w:cs="Arial"/>
+              </w:rPr>
+              <w:t>pre</w:t>
+            </w:r>
+            <w:proofErr w:type="spellEnd"/>
+            <w:r>
+              <w:rPr>
+                <w:rFonts w:ascii="Arial" w:hAnsi="Arial" w:cs="Arial"/>
+              </w:rPr>
+              <w:t>-impostati:</w:t>
+            </w:r>
+          </w:p>
+          <w:p>
+            <w:pPr>
+              <w:rPr>
+                <w:rFonts w:ascii="Arial" w:hAnsi="Arial" w:cs="Arial"/>
+              </w:rPr>
+            </w:pPr>
+            <w:hyperlink r:id="rId10" w:tgtFrame="_blank" w:tooltip="https://forum.godotengine.org/t/how-can-i-make-enemy-patrol-in-godot-4-3-using-state-machines/81144" w:history="1">
+              <w:r>
+                <w:rPr>
+                  <w:rStyle w:val="Collegamentoipertestuale"/>
+                  <w:rFonts w:ascii="Arial" w:hAnsi="Arial" w:cs="Arial"/>
+                </w:rPr>
+                <w:t>https://forum.godotengine.org/t/how-can-i-make-enemy-patrol-in-godot-4-3-using-state-machines/81144</w:t>
+              </w:r>
+            </w:hyperlink>
+          </w:p>
+          <w:p>
+            <w:pPr>
+              <w:rPr>
+                <w:rFonts w:ascii="Arial" w:hAnsi="Arial" w:cs="Arial"/>
+              </w:rPr>
+            </w:pPr>
+            <w:hyperlink r:id="rId11" w:tgtFrame="_blank" w:tooltip="https://forum.godotengine.org/t/how-can-i-make-enemy-patrol-in-godot-4-3-using-state-machines/81144" w:history="1">
+              <w:r>
+                <w:rPr>
+                  <w:rStyle w:val="Collegamentoipertestuale"/>
+                  <w:rFonts w:ascii="Arial" w:hAnsi="Arial" w:cs="Arial"/>
+                </w:rPr>
+                <w:t>https://forum.godotengine.org/t/how-can-i-make-enemy-patrol-in-godot-4-3-using-state-machines/81144</w:t>
+              </w:r>
+            </w:hyperlink>
+          </w:p>
+          <w:p>
+            <w:pPr>
+              <w:rPr>
+                <w:rFonts w:ascii="Arial" w:hAnsi="Arial" w:cs="Arial"/>
+              </w:rPr>
+            </w:pPr>
+            <w:hyperlink r:id="rId12" w:tgtFrame="_blank" w:tooltip="https://forum.godotengine.org/t/chasing-the-player/79897/3" w:history="1">
+              <w:r>
+                <w:rPr>
+                  <w:rStyle w:val="Collegamentoipertestuale"/>
+                  <w:rFonts w:ascii="Arial" w:hAnsi="Arial" w:cs="Arial"/>
+                </w:rPr>
+                <w:t>https://forum.godotengine.org/t/chasing-the-player/79897/3</w:t>
+              </w:r>
+            </w:hyperlink>
+          </w:p>
+          <w:p>
+            <w:pPr>
+              <w:rPr>
+                <w:rFonts w:ascii="Arial" w:hAnsi="Arial" w:cs="Arial"/>
+              </w:rPr>
+            </w:pPr>
+            <w:hyperlink r:id="rId13" w:tgtFrame="_blank" w:tooltip="https://www.youtube.com/watch?v=ow_lum-agbs" w:history="1">
+              <w:r>
+                <w:rPr>
+                  <w:rStyle w:val="Collegamentoipertestuale"/>
+                  <w:rFonts w:ascii="Arial" w:hAnsi="Arial" w:cs="Arial"/>
+                </w:rPr>
+                <w:t>https://www.youtube.com/watch?v=ow_Lum-Agbs</w:t>
+              </w:r>
+            </w:hyperlink>
+          </w:p>
+          <w:p>
+            <w:pPr>
+              <w:rPr>
+                <w:rFonts w:ascii="Arial" w:hAnsi="Arial" w:cs="Arial"/>
+              </w:rPr>
+            </w:pPr>
+            <w:hyperlink r:id="rId14" w:tgtFrame="_blank" w:tooltip="https://www.youtube.com/watch?v=h1xtnnd1cys" w:history="1">
+              <w:r>
+                <w:rPr>
+                  <w:rStyle w:val="Collegamentoipertestuale"/>
+                  <w:rFonts w:ascii="Arial" w:hAnsi="Arial" w:cs="Arial"/>
+                </w:rPr>
+                <w:t>https://www.youtube.com/watch?v=H1xtnnD1cYs</w:t>
+              </w:r>
+            </w:hyperlink>
+          </w:p>
+          <w:p>
+            <w:pPr>
+              <w:rPr>
+                <w:rFonts w:ascii="Arial" w:hAnsi="Arial" w:cs="Arial"/>
+              </w:rPr>
+            </w:pPr>
           </w:p>
         </w:tc>
       </w:tr>
@@ -1345,6 +1577,12 @@
                 <w:rFonts w:ascii="Arial" w:hAnsi="Arial" w:cs="Arial"/>
               </w:rPr>
             </w:pPr>
+            <w:r>
+              <w:rPr>
+                <w:rFonts w:ascii="Arial" w:hAnsi="Arial" w:cs="Arial"/>
+              </w:rPr>
+              <w:t>Ho sviluppato il sistema di inseguimento AI</w:t>
+            </w:r>
           </w:p>
         </w:tc>
       </w:tr>
@@ -1377,6 +1615,12 @@
                 <w:rFonts w:ascii="Arial" w:hAnsi="Arial" w:cs="Arial"/>
               </w:rPr>
             </w:pPr>
+            <w:r>
+              <w:rPr>
+                <w:rFonts w:ascii="Arial" w:hAnsi="Arial" w:cs="Arial"/>
+              </w:rPr>
+              <w:t>Implementato un percorso preimpostato</w:t>
+            </w:r>
           </w:p>
         </w:tc>
       </w:tr>
@@ -1409,6 +1653,12 @@
                 <w:rFonts w:ascii="Arial" w:hAnsi="Arial" w:cs="Arial"/>
               </w:rPr>
             </w:pPr>
+            <w:r>
+              <w:rPr>
+                <w:rFonts w:ascii="Arial" w:hAnsi="Arial" w:cs="Arial"/>
+              </w:rPr>
+              <w:t>Revisionato codice</w:t>
+            </w:r>
           </w:p>
         </w:tc>
       </w:tr>
@@ -1465,7 +1715,27 @@
               <w:rPr>
                 <w:rFonts w:ascii="Arial" w:hAnsi="Arial" w:cs="Arial"/>
               </w:rPr>
-              <w:t>N/D</w:t>
+              <w:t>Inizialmente il percorso preimpostato, anche se implementato il nemico non si muoveva, era un’problema di parametri (le variabili non erano definite giustamente).</w:t>
+            </w:r>
+          </w:p>
+          <w:p>
+            <w:pPr>
+              <w:rPr>
+                <w:rFonts w:ascii="Arial" w:hAnsi="Arial" w:cs="Arial"/>
+              </w:rPr>
+            </w:pPr>
+          </w:p>
+          <w:p>
+            <w:pPr>
+              <w:rPr>
+                <w:rFonts w:ascii="Arial" w:hAnsi="Arial" w:cs="Arial"/>
+              </w:rPr>
+            </w:pPr>
+            <w:r>
+              <w:rPr>
+                <w:rFonts w:ascii="Arial" w:hAnsi="Arial" w:cs="Arial"/>
+              </w:rPr>
+              <w:t>Per sistemare ho semplicemente modificato la definizione delle variabili e dovuto cambiare come veniva parametrizzato il tutto, dopodiché ha funzionato.</w:t>
             </w:r>
           </w:p>
         </w:tc>
@@ -1519,6 +1789,12 @@
                 <w:rFonts w:ascii="Arial" w:hAnsi="Arial" w:cs="Arial"/>
               </w:rPr>
             </w:pPr>
+            <w:r>
+              <w:rPr>
+                <w:rFonts w:ascii="Arial" w:hAnsi="Arial" w:cs="Arial"/>
+              </w:rPr>
+              <w:t>Coerente rispetto alla pianificazione</w:t>
+            </w:r>
           </w:p>
         </w:tc>
       </w:tr>
@@ -2096,7 +2372,21 @@
               <w:rPr>
                 <w:rFonts w:ascii="Arial" w:hAnsi="Arial" w:cs="Arial"/>
               </w:rPr>
-              <w:t xml:space="preserve"> si è rivelata essere dipendente da la task ‘</w:t>
+              <w:t xml:space="preserve"> si è rivelata essere dipendente </w:t>
+            </w:r>
+            <w:proofErr w:type="spellStart"/>
+            <w:r>
+              <w:rPr>
+                <w:rFonts w:ascii="Arial" w:hAnsi="Arial" w:cs="Arial"/>
+              </w:rPr>
+              <w:t>da</w:t>
+            </w:r>
+            <w:proofErr w:type="spellEnd"/>
+            <w:r>
+              <w:rPr>
+                <w:rFonts w:ascii="Arial" w:hAnsi="Arial" w:cs="Arial"/>
+              </w:rPr>
+              <w:t xml:space="preserve"> la task ‘</w:t>
             </w:r>
             <w:proofErr w:type="spellStart"/>
             <w:r>
@@ -2243,6 +2533,12 @@
                 <w:rFonts w:ascii="Arial" w:hAnsi="Arial" w:cs="Arial"/>
               </w:rPr>
             </w:pPr>
+            <w:r>
+              <w:rPr>
+                <w:rFonts w:ascii="Arial" w:hAnsi="Arial" w:cs="Arial"/>
+              </w:rPr>
+              <w:t>Coerente rispetto alla pianificazione</w:t>
+            </w:r>
           </w:p>
         </w:tc>
       </w:tr>
@@ -2393,44 +2689,40 @@
             <w:tcW w:w="9854" w:type="dxa"/>
           </w:tcPr>
           <w:p>
-            <w:pPr>
-              <w:rPr>
-                <w:rFonts w:ascii="Arial" w:hAnsi="Arial" w:cs="Arial"/>
-              </w:rPr>
-            </w:pPr>
-            <w:r>
-              <w:rPr>
-                <w:rFonts w:ascii="Arial" w:hAnsi="Arial" w:cs="Arial"/>
-              </w:rPr>
-              <w:t xml:space="preserve">Durante il </w:t>
+            <w:r>
+              <w:t>Durante il </w:t>
             </w:r>
             <w:proofErr w:type="spellStart"/>
             <w:r>
-              <w:rPr>
-                <w:rFonts w:ascii="Arial" w:hAnsi="Arial" w:cs="Arial"/>
-              </w:rPr>
-              <w:t>daily</w:t>
+              <w:t>Daily</w:t>
             </w:r>
             <w:proofErr w:type="spellEnd"/>
             <w:r>
-              <w:rPr>
-                <w:rFonts w:ascii="Arial" w:hAnsi="Arial" w:cs="Arial"/>
-              </w:rPr>
               <w:t xml:space="preserve"> </w:t>
             </w:r>
             <w:proofErr w:type="spellStart"/>
             <w:r>
-              <w:rPr>
-                <w:rFonts w:ascii="Arial" w:hAnsi="Arial" w:cs="Arial"/>
-              </w:rPr>
-              <w:t>scrum</w:t>
+              <w:t>Scrum</w:t>
             </w:r>
             <w:proofErr w:type="spellEnd"/>
             <w:r>
-              <w:rPr>
-                <w:rFonts w:ascii="Arial" w:hAnsi="Arial" w:cs="Arial"/>
-              </w:rPr>
-              <w:t xml:space="preserve"> abbiamo discusso i progressi fatti durante lo sprint e le attività su cui ciascun membro del gruppo stava lavorando. Abbiamo inoltre coordinato il lavoro per completare il prototipo del gioco.</w:t>
+              <w:t> </w:t>
+            </w:r>
+            <w:r>
+              <w:t>ci siamo confrontati</w:t>
+            </w:r>
+            <w:r>
+              <w:t xml:space="preserve"> sui progressi dello sprint corrente. </w:t>
+            </w:r>
+            <w:r>
+              <w:t>Ognuno</w:t>
+            </w:r>
+            <w:r>
+              <w:t xml:space="preserve"> ha illustrato le attività svolte e quelle ancora da completare. In particolare abbiamo coordinato il lavoro relativo allo Sprint 2, suddividendo le attività principali tra i membri.</w:t>
+            </w:r>
+            <w:r>
+              <w:br/>
+              <w:t>Le funzionalità su cui stiamo lavorando riguardano principalmente l’implementazione delle meccaniche di base del gioco, tra cui il sistema di attacco del player, il sistema di vita, il nemico base e il sistema di inseguimento tramite AI.</w:t>
             </w:r>
           </w:p>
         </w:tc>
@@ -2546,7 +2838,7 @@
               <w:rPr>
                 <w:rFonts w:ascii="Arial" w:hAnsi="Arial" w:cs="Arial"/>
               </w:rPr>
-              <w:t>Durante la Sprint Review abbiamo presentato al docente il lavoro svolto durante lo sprint mostrando il prototipo sviluppato in Godot. Abbiamo ricevuto alcuni feedback riguardo allo sviluppo del progetto e alle funzionalità implementate.</w:t>
+              <w:t>N/D</w:t>
             </w:r>
           </w:p>
         </w:tc>
@@ -2612,21 +2904,7 @@
               <w:rPr>
                 <w:rFonts w:ascii="Arial" w:hAnsi="Arial" w:cs="Arial"/>
               </w:rPr>
-              <w:t xml:space="preserve">Durante la </w:t>
-            </w:r>
-            <w:proofErr w:type="spellStart"/>
-            <w:r>
-              <w:rPr>
-                <w:rFonts w:ascii="Arial" w:hAnsi="Arial" w:cs="Arial"/>
-              </w:rPr>
-              <w:t>retrospective</w:t>
-            </w:r>
-            <w:proofErr w:type="spellEnd"/>
-            <w:r>
-              <w:rPr>
-                <w:rFonts w:ascii="Arial" w:hAnsi="Arial" w:cs="Arial"/>
-              </w:rPr>
-              <w:t xml:space="preserve"> abbiamo discusso brevemente il lavoro svolto durante lo sprint. Il lavoro di gruppo è stato efficace e siamo riusciti a sviluppare una prima versione del prototipo funzionante.</w:t>
+              <w:t>N/D</w:t>
             </w:r>
           </w:p>
         </w:tc>
@@ -2640,8 +2918,8 @@
       </w:pPr>
     </w:p>
     <w:sectPr>
-      <w:headerReference w:type="default" r:id="rId8"/>
-      <w:footerReference w:type="default" r:id="rId9"/>
+      <w:headerReference w:type="default" r:id="rId15"/>
+      <w:footerReference w:type="default" r:id="rId16"/>
       <w:pgSz w:w="11906" w:h="16838"/>
       <w:pgMar w:top="1135" w:right="1134" w:bottom="993" w:left="1134" w:header="708" w:footer="314" w:gutter="0"/>
       <w:cols w:space="708"/>
@@ -5590,7 +5868,6 @@
   <w:style w:type="character" w:default="1" w:styleId="Carpredefinitoparagrafo">
     <w:name w:val="Default Paragraph Font"/>
     <w:uiPriority w:val="1"/>
-    <w:semiHidden/>
     <w:unhideWhenUsed/>
   </w:style>
   <w:style w:type="table" w:default="1" w:styleId="Tabellanormale">
@@ -6040,6 +6317,18 @@
       <w:color w:val="365F91" w:themeColor="accent1" w:themeShade="BF"/>
       <w:sz w:val="26"/>
       <w:szCs w:val="26"/>
+    </w:rPr>
+  </w:style>
+  <w:style w:type="character" w:styleId="Menzionenonrisolta">
+    <w:name w:val="Unresolved Mention"/>
+    <w:basedOn w:val="Carpredefinitoparagrafo"/>
+    <w:uiPriority w:val="99"/>
+    <w:semiHidden/>
+    <w:unhideWhenUsed/>
+    <w:rsid w:val="0075033E"/>
+    <w:rPr>
+      <w:color w:val="605E5C"/>
+      <w:shd w:val="clear" w:color="auto" w:fill="E1DFDD"/>
     </w:rPr>
   </w:style>
 </w:styles>
@@ -6182,6 +6471,7 @@
     <w:rsid w:val="000F117C"/>
     <w:rsid w:val="001101C0"/>
     <w:rsid w:val="00127196"/>
+    <w:rsid w:val="00197890"/>
     <w:rsid w:val="001A0560"/>
     <w:rsid w:val="001C54F7"/>
     <w:rsid w:val="001D27C6"/>
@@ -6191,6 +6481,7 @@
     <w:rsid w:val="00262E13"/>
     <w:rsid w:val="002746BC"/>
     <w:rsid w:val="00283BFA"/>
+    <w:rsid w:val="00296F04"/>
     <w:rsid w:val="002A3EDE"/>
     <w:rsid w:val="002E249D"/>
     <w:rsid w:val="00304ECD"/>
